--- a/skills/legal-homework-formatter/assets/legal-homework-template-anonymized.docx
+++ b/skills/legal-homework-formatter/assets/legal-homework-template-anonymized.docx
@@ -1,6 +1,6 @@
 
 <file path=word/document.xml><?xml version="1.0" encoding="utf-8"?>
-<w:document xmlns:mc="http://schemas.openxmlformats.org/markup-compatibility/2006" xmlns:r="http://schemas.openxmlformats.org/officeDocument/2006/relationships" xmlns:w="http://schemas.openxmlformats.org/wordprocessingml/2006/main" xmlns:w14="http://schemas.microsoft.com/office/word/2010/wordml" mc:Ignorable="w14 w15 w16se w16cid w16 w16cex w16sdtdh wp14">
+<w:document xmlns:mc="http://schemas.openxmlformats.org/markup-compatibility/2006" xmlns:r="http://schemas.openxmlformats.org/officeDocument/2006/relationships" xmlns:w="http://schemas.openxmlformats.org/wordprocessingml/2006/main" xmlns:w14="http://schemas.microsoft.com/office/word/2010/wordml" mc:Ignorable="w14">
   <w:body>
     <w:p>
       <w:pPr>
